--- a/phd-apply/rsm.docx
+++ b/phd-apply/rsm.docx
@@ -310,7 +310,7 @@
           </mc:Choice>
           <mc:Fallback>
             <w:pict>
-              <v:group w14:anchorId="28D780A6" id="组合 26" o:spid="_x0000_s1026" style="width:570pt;height:.75pt;mso-position-horizontal-relative:char;mso-position-vertical-relative:line" coordsize="11400,15" o:gfxdata="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">
+              <v:group w14:anchorId="2871FB7E" id="组合 26" o:spid="_x0000_s1026" style="width:570pt;height:.75pt;mso-position-horizontal-relative:char;mso-position-vertical-relative:line" coordsize="11400,15" o:gfxdata="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">
                 <v:line id="直线 27" o:spid="_x0000_s1027" style="position:absolute;visibility:visible;mso-wrap-style:square" from="0,8" to="11400,8" o:connectortype="straight" o:gfxdata="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" strokecolor="#141e8c"/>
                 <w10:anchorlock/>
               </v:group>
@@ -355,7 +355,6 @@
         </w:rPr>
         <w:t>/</w:t>
       </w:r>
-      <w:proofErr w:type="gramStart"/>
       <w:r>
         <w:rPr>
           <w:rFonts w:hint="eastAsia"/>
@@ -381,17 +380,7 @@
           <w:szCs w:val="18"/>
           <w:lang w:eastAsia="zh-CN"/>
         </w:rPr>
-        <w:t>北京理工大学</w:t>
-      </w:r>
-      <w:proofErr w:type="gramEnd"/>
-      <w:r>
-        <w:rPr>
-          <w:rFonts w:hint="eastAsia"/>
-          <w:sz w:val="18"/>
-          <w:szCs w:val="18"/>
-          <w:lang w:eastAsia="zh-CN"/>
-        </w:rPr>
-        <w:t>就读</w:t>
+        <w:t>北京理工大学就读</w:t>
       </w:r>
       <w:r>
         <w:rPr>
@@ -539,7 +528,6 @@
         </w:rPr>
         <w:t>：主要目的是做科研，提升能力。希望在</w:t>
       </w:r>
-      <w:proofErr w:type="spellStart"/>
       <w:r>
         <w:rPr>
           <w:rFonts w:hint="eastAsia"/>
@@ -549,7 +537,6 @@
         </w:rPr>
         <w:t>xxxx</w:t>
       </w:r>
-      <w:proofErr w:type="spellEnd"/>
       <w:r>
         <w:rPr>
           <w:rFonts w:hint="eastAsia"/>
@@ -668,7 +655,7 @@
           </mc:Choice>
           <mc:Fallback>
             <w:pict>
-              <v:group w14:anchorId="746B9AC6" id="组合 26" o:spid="_x0000_s1026" style="width:570pt;height:.75pt;mso-position-horizontal-relative:char;mso-position-vertical-relative:line" coordsize="11400,15" o:gfxdata="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">
+              <v:group w14:anchorId="3F247C6A" id="组合 26" o:spid="_x0000_s1026" style="width:570pt;height:.75pt;mso-position-horizontal-relative:char;mso-position-vertical-relative:line" coordsize="11400,15" o:gfxdata="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">
                 <v:line id="直线 27" o:spid="_x0000_s1027" style="position:absolute;visibility:visible;mso-wrap-style:square" from="0,8" to="11400,8" o:connectortype="straight" o:gfxdata="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" strokecolor="#141e8c"/>
                 <w10:anchorlock/>
               </v:group>
@@ -790,6 +777,15 @@
           <w:szCs w:val="18"/>
           <w:lang w:eastAsia="zh-CN"/>
         </w:rPr>
+        <w:t xml:space="preserve">     </w:t>
+      </w:r>
+      <w:r>
+        <w:rPr>
+          <w:rFonts w:hint="eastAsia"/>
+          <w:sz w:val="18"/>
+          <w:szCs w:val="18"/>
+          <w:lang w:eastAsia="zh-CN"/>
+        </w:rPr>
         <w:t>2024</w:t>
       </w:r>
       <w:r>
@@ -815,7 +811,7 @@
           <w:szCs w:val="18"/>
           <w:lang w:eastAsia="zh-CN"/>
         </w:rPr>
-        <w:t xml:space="preserve">   –    </w:t>
+        <w:t xml:space="preserve"> –  </w:t>
       </w:r>
       <w:r>
         <w:rPr>
@@ -908,6 +904,15 @@
           <w:lang w:eastAsia="zh-CN"/>
         </w:rPr>
         <w:tab/>
+      </w:r>
+      <w:r>
+        <w:rPr>
+          <w:rFonts w:hint="eastAsia"/>
+          <w:sz w:val="18"/>
+          <w:szCs w:val="18"/>
+          <w:lang w:eastAsia="zh-CN"/>
+        </w:rPr>
+        <w:t xml:space="preserve">         </w:t>
       </w:r>
       <w:r>
         <w:rPr>
@@ -959,7 +964,6 @@
           <w:szCs w:val="18"/>
         </w:rPr>
       </w:pPr>
-      <w:proofErr w:type="spellStart"/>
       <w:r>
         <w:rPr>
           <w:rFonts w:hint="eastAsia"/>
@@ -970,7 +974,6 @@
         </w:rPr>
         <w:t>北京理工大学</w:t>
       </w:r>
-      <w:proofErr w:type="spellEnd"/>
       <w:r>
         <w:rPr>
           <w:sz w:val="18"/>
@@ -1046,6 +1049,24 @@
           <w:rFonts w:hint="eastAsia"/>
           <w:sz w:val="18"/>
           <w:szCs w:val="18"/>
+          <w:lang w:eastAsia="zh-CN"/>
+        </w:rPr>
+        <w:t xml:space="preserve">  </w:t>
+      </w:r>
+      <w:r>
+        <w:rPr>
+          <w:rFonts w:hint="eastAsia"/>
+          <w:sz w:val="18"/>
+          <w:szCs w:val="18"/>
+          <w:lang w:eastAsia="zh-CN"/>
+        </w:rPr>
+        <w:t xml:space="preserve">   </w:t>
+      </w:r>
+      <w:r>
+        <w:rPr>
+          <w:rFonts w:hint="eastAsia"/>
+          <w:sz w:val="18"/>
+          <w:szCs w:val="18"/>
         </w:rPr>
         <w:t>2020</w:t>
       </w:r>
@@ -1061,11 +1082,21 @@
           <w:rFonts w:hint="eastAsia"/>
           <w:sz w:val="18"/>
           <w:szCs w:val="18"/>
+          <w:lang w:eastAsia="zh-CN"/>
         </w:rPr>
         <w:t xml:space="preserve"> </w:t>
       </w:r>
       <w:r>
         <w:rPr>
+          <w:rFonts w:hint="eastAsia"/>
+          <w:sz w:val="18"/>
+          <w:szCs w:val="18"/>
+          <w:lang w:eastAsia="zh-CN"/>
+        </w:rPr>
+        <w:t xml:space="preserve"> </w:t>
+      </w:r>
+      <w:r>
+        <w:rPr>
           <w:sz w:val="18"/>
           <w:szCs w:val="18"/>
         </w:rPr>
@@ -1077,7 +1108,24 @@
           <w:sz w:val="18"/>
           <w:szCs w:val="18"/>
         </w:rPr>
-        <w:t xml:space="preserve"> 2024</w:t>
+        <w:t xml:space="preserve"> </w:t>
+      </w:r>
+      <w:r>
+        <w:rPr>
+          <w:rFonts w:hint="eastAsia"/>
+          <w:sz w:val="18"/>
+          <w:szCs w:val="18"/>
+          <w:lang w:eastAsia="zh-CN"/>
+        </w:rPr>
+        <w:t xml:space="preserve"> </w:t>
+      </w:r>
+      <w:r>
+        <w:rPr>
+          <w:rFonts w:hint="eastAsia"/>
+          <w:sz w:val="18"/>
+          <w:szCs w:val="18"/>
+        </w:rPr>
+        <w:t>2024</w:t>
       </w:r>
       <w:r>
         <w:rPr>
@@ -1111,26 +1159,61 @@
           <w:szCs w:val="18"/>
           <w:lang w:eastAsia="zh-CN"/>
         </w:rPr>
-        <w:t>计算机科学拔尖班（本科）  成绩排名：49/362（大类），13/96（专业）</w:t>
-      </w:r>
-    </w:p>
-    <w:p>
-      <w:pPr>
-        <w:rPr>
-          <w:rFonts w:hint="eastAsia"/>
-          <w:sz w:val="18"/>
-          <w:szCs w:val="18"/>
-          <w:lang w:eastAsia="zh-CN"/>
-        </w:rPr>
-      </w:pPr>
-      <w:r>
-        <w:rPr>
-          <w:rFonts w:hint="eastAsia"/>
-          <w:sz w:val="18"/>
-          <w:szCs w:val="18"/>
-          <w:lang w:eastAsia="zh-CN"/>
-        </w:rPr>
-        <w:t>综合排名：20/362（大类），7/96（专业）</w:t>
+        <w:t>计算机科学拔尖班（本科</w:t>
+      </w:r>
+      <w:r>
+        <w:rPr>
+          <w:rFonts w:hint="eastAsia"/>
+          <w:sz w:val="18"/>
+          <w:szCs w:val="18"/>
+          <w:lang w:eastAsia="zh-CN"/>
+        </w:rPr>
+        <w:t>），</w:t>
+      </w:r>
+      <w:r>
+        <w:rPr>
+          <w:rFonts w:hint="eastAsia"/>
+          <w:sz w:val="18"/>
+          <w:szCs w:val="18"/>
+          <w:lang w:eastAsia="zh-CN"/>
+        </w:rPr>
+        <w:t>成绩排名：49/362（大类）13/96（专业）</w:t>
+      </w:r>
+      <w:r>
+        <w:rPr>
+          <w:rFonts w:hint="eastAsia"/>
+          <w:sz w:val="18"/>
+          <w:szCs w:val="18"/>
+          <w:lang w:eastAsia="zh-CN"/>
+        </w:rPr>
+        <w:t>，</w:t>
+      </w:r>
+      <w:r>
+        <w:rPr>
+          <w:rFonts w:hint="eastAsia"/>
+          <w:sz w:val="18"/>
+          <w:szCs w:val="18"/>
+          <w:lang w:eastAsia="zh-CN"/>
+        </w:rPr>
+        <w:t>综合</w:t>
+      </w:r>
+      <w:r>
+        <w:rPr>
+          <w:rFonts w:hint="eastAsia"/>
+          <w:sz w:val="18"/>
+          <w:szCs w:val="18"/>
+          <w:lang w:eastAsia="zh-CN"/>
+        </w:rPr>
+        <w:t>评定</w:t>
+      </w:r>
+      <w:r>
+        <w:rPr>
+          <w:rFonts w:hint="eastAsia"/>
+          <w:sz w:val="18"/>
+          <w:szCs w:val="18"/>
+          <w:lang w:eastAsia="zh-CN"/>
+        </w:rPr>
+        <w:t>：20/362（大类），7/96（专业）</w:t>
       </w:r>
     </w:p>
     <w:p>
@@ -1223,7 +1306,7 @@
           </mc:Choice>
           <mc:Fallback>
             <w:pict>
-              <v:group w14:anchorId="74A37923" id="组合 26" o:spid="_x0000_s1026" style="width:570pt;height:.75pt;mso-position-horizontal-relative:char;mso-position-vertical-relative:line" coordsize="11400,15" o:gfxdata="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">
+              <v:group w14:anchorId="77EACF0C" id="组合 26" o:spid="_x0000_s1026" style="width:570pt;height:.75pt;mso-position-horizontal-relative:char;mso-position-vertical-relative:line" coordsize="11400,15" o:gfxdata="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">
                 <v:line id="直线 27" o:spid="_x0000_s1027" style="position:absolute;visibility:visible;mso-wrap-style:square" from="0,8" to="11400,8" o:connectortype="straight" o:gfxdata="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" strokecolor="#141e8c"/>
                 <w10:anchorlock/>
               </v:group>
@@ -1246,7 +1329,6 @@
           <w:lang w:eastAsia="zh-CN"/>
         </w:rPr>
       </w:pPr>
-      <w:proofErr w:type="spellStart"/>
       <w:r>
         <w:rPr>
           <w:rFonts w:hint="eastAsia"/>
@@ -1256,9 +1338,163 @@
           <w:szCs w:val="18"/>
           <w:lang w:eastAsia="zh-CN"/>
         </w:rPr>
-        <w:t>SkillMCTS</w:t>
-      </w:r>
-      <w:proofErr w:type="spellEnd"/>
+        <w:t>SkillMCTS: 无梯度自进化决策框架</w:t>
+      </w:r>
+      <w:r>
+        <w:rPr>
+          <w:rFonts w:hint="eastAsia"/>
+          <w:sz w:val="18"/>
+          <w:szCs w:val="18"/>
+          <w:lang w:eastAsia="zh-CN"/>
+        </w:rPr>
+        <w:t xml:space="preserve">  </w:t>
+      </w:r>
+      <w:r>
+        <w:rPr>
+          <w:sz w:val="18"/>
+          <w:szCs w:val="18"/>
+          <w:lang w:eastAsia="zh-CN"/>
+        </w:rPr>
+        <w:tab/>
+      </w:r>
+      <w:r>
+        <w:rPr>
+          <w:sz w:val="18"/>
+          <w:szCs w:val="18"/>
+          <w:lang w:eastAsia="zh-CN"/>
+        </w:rPr>
+        <w:tab/>
+      </w:r>
+      <w:r>
+        <w:rPr>
+          <w:sz w:val="18"/>
+          <w:szCs w:val="18"/>
+          <w:lang w:eastAsia="zh-CN"/>
+        </w:rPr>
+        <w:tab/>
+      </w:r>
+      <w:r>
+        <w:rPr>
+          <w:sz w:val="18"/>
+          <w:szCs w:val="18"/>
+          <w:lang w:eastAsia="zh-CN"/>
+        </w:rPr>
+        <w:tab/>
+      </w:r>
+      <w:r>
+        <w:rPr>
+          <w:sz w:val="18"/>
+          <w:szCs w:val="18"/>
+          <w:lang w:eastAsia="zh-CN"/>
+        </w:rPr>
+        <w:tab/>
+      </w:r>
+      <w:r>
+        <w:rPr>
+          <w:sz w:val="18"/>
+          <w:szCs w:val="18"/>
+          <w:lang w:eastAsia="zh-CN"/>
+        </w:rPr>
+        <w:tab/>
+      </w:r>
+      <w:r>
+        <w:rPr>
+          <w:sz w:val="18"/>
+          <w:szCs w:val="18"/>
+          <w:lang w:eastAsia="zh-CN"/>
+        </w:rPr>
+        <w:tab/>
+      </w:r>
+      <w:r>
+        <w:rPr>
+          <w:sz w:val="18"/>
+          <w:szCs w:val="18"/>
+          <w:lang w:eastAsia="zh-CN"/>
+        </w:rPr>
+        <w:tab/>
+      </w:r>
+      <w:r>
+        <w:rPr>
+          <w:rFonts w:hint="eastAsia"/>
+          <w:sz w:val="18"/>
+          <w:szCs w:val="18"/>
+          <w:lang w:eastAsia="zh-CN"/>
+        </w:rPr>
+        <w:t xml:space="preserve">    </w:t>
+      </w:r>
+      <w:r>
+        <w:rPr>
+          <w:rFonts w:hint="eastAsia"/>
+          <w:sz w:val="18"/>
+          <w:szCs w:val="18"/>
+          <w:lang w:eastAsia="zh-CN"/>
+        </w:rPr>
+        <w:t xml:space="preserve"> </w:t>
+      </w:r>
+      <w:r>
+        <w:rPr>
+          <w:rFonts w:hint="eastAsia"/>
+          <w:sz w:val="18"/>
+          <w:szCs w:val="18"/>
+          <w:lang w:eastAsia="zh-CN"/>
+        </w:rPr>
+        <w:t>2</w:t>
+      </w:r>
+      <w:r>
+        <w:rPr>
+          <w:rFonts w:hint="eastAsia"/>
+          <w:sz w:val="18"/>
+          <w:szCs w:val="18"/>
+          <w:lang w:eastAsia="zh-CN"/>
+        </w:rPr>
+        <w:t>025.10</w:t>
+      </w:r>
+      <w:r>
+        <w:rPr>
+          <w:rFonts w:hint="eastAsia"/>
+          <w:sz w:val="18"/>
+          <w:szCs w:val="18"/>
+          <w:lang w:eastAsia="zh-CN"/>
+        </w:rPr>
+        <w:t xml:space="preserve">  </w:t>
+      </w:r>
+      <w:r>
+        <w:rPr>
+          <w:rFonts w:hint="eastAsia"/>
+          <w:sz w:val="18"/>
+          <w:szCs w:val="18"/>
+          <w:lang w:eastAsia="zh-CN"/>
+        </w:rPr>
+        <w:t xml:space="preserve">– </w:t>
+      </w:r>
+      <w:r>
+        <w:rPr>
+          <w:rFonts w:hint="eastAsia"/>
+          <w:sz w:val="18"/>
+          <w:szCs w:val="18"/>
+          <w:lang w:eastAsia="zh-CN"/>
+        </w:rPr>
+        <w:t xml:space="preserve"> </w:t>
+      </w:r>
+      <w:r>
+        <w:rPr>
+          <w:rFonts w:hint="eastAsia"/>
+          <w:sz w:val="18"/>
+          <w:szCs w:val="18"/>
+          <w:lang w:eastAsia="zh-CN"/>
+        </w:rPr>
+        <w:t>至今</w:t>
+      </w:r>
+    </w:p>
+    <w:p>
+      <w:pPr>
+        <w:rPr>
+          <w:rFonts w:hint="eastAsia"/>
+          <w:sz w:val="18"/>
+          <w:szCs w:val="18"/>
+          <w:lang w:eastAsia="zh-CN"/>
+        </w:rPr>
+      </w:pPr>
       <w:r>
         <w:rPr>
           <w:rFonts w:hint="eastAsia"/>
@@ -1268,36 +1504,6 @@
           <w:szCs w:val="18"/>
           <w:lang w:eastAsia="zh-CN"/>
         </w:rPr>
-        <w:t>: 无梯度自进化决策框架</w:t>
-      </w:r>
-      <w:r>
-        <w:rPr>
-          <w:rFonts w:hint="eastAsia"/>
-          <w:sz w:val="18"/>
-          <w:szCs w:val="18"/>
-          <w:lang w:eastAsia="zh-CN"/>
-        </w:rPr>
-        <w:t xml:space="preserve">  |  导师：余皓然  |  2025.10 – 至今</w:t>
-      </w:r>
-    </w:p>
-    <w:p>
-      <w:pPr>
-        <w:rPr>
-          <w:rFonts w:hint="eastAsia"/>
-          <w:sz w:val="18"/>
-          <w:szCs w:val="18"/>
-          <w:lang w:eastAsia="zh-CN"/>
-        </w:rPr>
-      </w:pPr>
-      <w:r>
-        <w:rPr>
-          <w:rFonts w:hint="eastAsia"/>
-          <w:b/>
-          <w:bCs/>
-          <w:sz w:val="18"/>
-          <w:szCs w:val="18"/>
-          <w:lang w:eastAsia="zh-CN"/>
-        </w:rPr>
         <w:t>研究内容</w:t>
       </w:r>
       <w:r>
@@ -1316,27 +1522,7 @@
           <w:szCs w:val="18"/>
           <w:lang w:eastAsia="zh-CN"/>
         </w:rPr>
-        <w:t>提出</w:t>
-      </w:r>
-      <w:proofErr w:type="spellStart"/>
-      <w:r>
-        <w:rPr>
-          <w:rFonts w:hint="eastAsia"/>
-          <w:sz w:val="18"/>
-          <w:szCs w:val="18"/>
-          <w:lang w:eastAsia="zh-CN"/>
-        </w:rPr>
-        <w:t>SkillMCTS</w:t>
-      </w:r>
-      <w:proofErr w:type="spellEnd"/>
-      <w:r>
-        <w:rPr>
-          <w:rFonts w:hint="eastAsia"/>
-          <w:sz w:val="18"/>
-          <w:szCs w:val="18"/>
-          <w:lang w:eastAsia="zh-CN"/>
-        </w:rPr>
-        <w:t>框架：利用LLM将自然语言策略先验编译为模块化代码技能库，引导MCTS搜索</w:t>
+        <w:t>提出SkillMCTS框架：利用LLM将自然语言策略先验编译为模块化代码技能库，引导MCTS搜索</w:t>
       </w:r>
       <w:r>
         <w:rPr>
@@ -1443,6 +1629,7 @@
           <w:numId w:val="3"/>
         </w:numPr>
         <w:rPr>
+          <w:rFonts w:hint="eastAsia"/>
           <w:sz w:val="18"/>
           <w:szCs w:val="18"/>
           <w:lang w:eastAsia="zh-CN"/>
@@ -1457,46 +1644,8 @@
           <w:szCs w:val="18"/>
           <w:lang w:eastAsia="zh-CN"/>
         </w:rPr>
-        <w:t>IHRUT：高光谱干涉成像复原</w:t>
-      </w:r>
-      <w:r>
-        <w:rPr>
-          <w:rFonts w:hint="eastAsia"/>
-          <w:sz w:val="18"/>
-          <w:szCs w:val="18"/>
-          <w:lang w:eastAsia="zh-CN"/>
-        </w:rPr>
-        <w:t xml:space="preserve">  |  导师：</w:t>
-      </w:r>
-      <w:proofErr w:type="gramStart"/>
-      <w:r>
-        <w:rPr>
-          <w:rFonts w:hint="eastAsia"/>
-          <w:sz w:val="18"/>
-          <w:szCs w:val="18"/>
-          <w:lang w:eastAsia="zh-CN"/>
-        </w:rPr>
-        <w:t>付莹</w:t>
-      </w:r>
-      <w:proofErr w:type="gramEnd"/>
-      <w:r>
-        <w:rPr>
-          <w:rFonts w:hint="eastAsia"/>
-          <w:sz w:val="18"/>
-          <w:szCs w:val="18"/>
-          <w:lang w:eastAsia="zh-CN"/>
-        </w:rPr>
-        <w:t xml:space="preserve">  |  2024 – 2025</w:t>
-      </w:r>
-    </w:p>
-    <w:p>
-      <w:pPr>
-        <w:rPr>
-          <w:sz w:val="18"/>
-          <w:szCs w:val="18"/>
-          <w:lang w:eastAsia="zh-CN"/>
-        </w:rPr>
-      </w:pPr>
+        <w:t>IHRUT：干涉成像</w:t>
+      </w:r>
       <w:r>
         <w:rPr>
           <w:rFonts w:hint="eastAsia"/>
@@ -1506,47 +1655,8 @@
           <w:szCs w:val="18"/>
           <w:lang w:eastAsia="zh-CN"/>
         </w:rPr>
-        <w:t>研究内容：</w:t>
-      </w:r>
-      <w:r>
-        <w:rPr>
-          <w:rFonts w:hint="eastAsia"/>
-          <w:sz w:val="18"/>
-          <w:szCs w:val="18"/>
-          <w:lang w:eastAsia="zh-CN"/>
-        </w:rPr>
-        <w:t>提出基于物理退化模型引导的深度展开网络，用于</w:t>
-      </w:r>
-      <w:proofErr w:type="gramStart"/>
-      <w:r>
-        <w:rPr>
-          <w:rFonts w:hint="eastAsia"/>
-          <w:sz w:val="18"/>
-          <w:szCs w:val="18"/>
-          <w:lang w:eastAsia="zh-CN"/>
-        </w:rPr>
-        <w:t>干涉高</w:t>
-      </w:r>
-      <w:proofErr w:type="gramEnd"/>
-      <w:r>
-        <w:rPr>
-          <w:rFonts w:hint="eastAsia"/>
-          <w:sz w:val="18"/>
-          <w:szCs w:val="18"/>
-          <w:lang w:eastAsia="zh-CN"/>
-        </w:rPr>
-        <w:t>光谱成像复原。将成像物理机理作为先验知识引导网络展开，在重建质量上达到领先水平。</w:t>
-      </w:r>
-    </w:p>
-    <w:p>
-      <w:pPr>
-        <w:rPr>
-          <w:rFonts w:hint="eastAsia"/>
-          <w:sz w:val="18"/>
-          <w:szCs w:val="18"/>
-          <w:lang w:eastAsia="zh-CN"/>
-        </w:rPr>
-      </w:pPr>
+        <w:t>高光谱</w:t>
+      </w:r>
       <w:r>
         <w:rPr>
           <w:rFonts w:hint="eastAsia"/>
@@ -1556,72 +1666,98 @@
           <w:szCs w:val="18"/>
           <w:lang w:eastAsia="zh-CN"/>
         </w:rPr>
-        <w:t>成果</w:t>
-      </w:r>
-      <w:r>
-        <w:rPr>
-          <w:rFonts w:hint="eastAsia"/>
-          <w:sz w:val="18"/>
-          <w:szCs w:val="18"/>
-          <w:lang w:eastAsia="zh-CN"/>
-        </w:rPr>
-        <w:t>：</w:t>
-      </w:r>
-      <w:r>
-        <w:rPr>
-          <w:rFonts w:hint="eastAsia"/>
-          <w:sz w:val="18"/>
-          <w:szCs w:val="18"/>
-          <w:lang w:eastAsia="zh-CN"/>
-        </w:rPr>
-        <w:t>发表论文两篇，其中</w:t>
-      </w:r>
-      <w:proofErr w:type="gramStart"/>
-      <w:r>
-        <w:rPr>
-          <w:rFonts w:hint="eastAsia"/>
-          <w:sz w:val="18"/>
-          <w:szCs w:val="18"/>
-          <w:lang w:eastAsia="zh-CN"/>
-        </w:rPr>
-        <w:t>一</w:t>
-      </w:r>
-      <w:proofErr w:type="gramEnd"/>
-      <w:r>
-        <w:rPr>
-          <w:rFonts w:hint="eastAsia"/>
-          <w:sz w:val="18"/>
-          <w:szCs w:val="18"/>
-          <w:lang w:eastAsia="zh-CN"/>
-        </w:rPr>
-        <w:t>作论文发表于 ICCV 2025（Poster）</w:t>
-      </w:r>
-      <w:r>
-        <w:rPr>
-          <w:rFonts w:hint="eastAsia"/>
-          <w:sz w:val="18"/>
-          <w:szCs w:val="18"/>
-          <w:lang w:eastAsia="zh-CN"/>
-        </w:rPr>
-        <w:t>，</w:t>
-      </w:r>
-      <w:r>
-        <w:rPr>
-          <w:rFonts w:hint="eastAsia"/>
-          <w:sz w:val="18"/>
-          <w:szCs w:val="18"/>
-          <w:lang w:eastAsia="zh-CN"/>
-        </w:rPr>
-        <w:t xml:space="preserve">专利 </w:t>
-      </w:r>
-      <w:r>
-        <w:rPr>
-          <w:rFonts w:hint="eastAsia"/>
-          <w:sz w:val="18"/>
-          <w:szCs w:val="18"/>
-          <w:lang w:eastAsia="zh-CN"/>
-        </w:rPr>
-        <w:t>1</w:t>
+        <w:t>复原</w:t>
+      </w:r>
+      <w:r>
+        <w:rPr>
+          <w:sz w:val="18"/>
+          <w:szCs w:val="18"/>
+          <w:lang w:eastAsia="zh-CN"/>
+        </w:rPr>
+        <w:tab/>
+      </w:r>
+      <w:r>
+        <w:rPr>
+          <w:sz w:val="18"/>
+          <w:szCs w:val="18"/>
+          <w:lang w:eastAsia="zh-CN"/>
+        </w:rPr>
+        <w:tab/>
+      </w:r>
+      <w:r>
+        <w:rPr>
+          <w:sz w:val="18"/>
+          <w:szCs w:val="18"/>
+          <w:lang w:eastAsia="zh-CN"/>
+        </w:rPr>
+        <w:tab/>
+      </w:r>
+      <w:r>
+        <w:rPr>
+          <w:sz w:val="18"/>
+          <w:szCs w:val="18"/>
+          <w:lang w:eastAsia="zh-CN"/>
+        </w:rPr>
+        <w:tab/>
+      </w:r>
+      <w:r>
+        <w:rPr>
+          <w:sz w:val="18"/>
+          <w:szCs w:val="18"/>
+          <w:lang w:eastAsia="zh-CN"/>
+        </w:rPr>
+        <w:tab/>
+      </w:r>
+      <w:r>
+        <w:rPr>
+          <w:sz w:val="18"/>
+          <w:szCs w:val="18"/>
+          <w:lang w:eastAsia="zh-CN"/>
+        </w:rPr>
+        <w:tab/>
+      </w:r>
+      <w:r>
+        <w:rPr>
+          <w:sz w:val="18"/>
+          <w:szCs w:val="18"/>
+          <w:lang w:eastAsia="zh-CN"/>
+        </w:rPr>
+        <w:tab/>
+      </w:r>
+      <w:r>
+        <w:rPr>
+          <w:sz w:val="18"/>
+          <w:szCs w:val="18"/>
+          <w:lang w:eastAsia="zh-CN"/>
+        </w:rPr>
+        <w:tab/>
+      </w:r>
+      <w:r>
+        <w:rPr>
+          <w:rFonts w:hint="eastAsia"/>
+          <w:sz w:val="18"/>
+          <w:szCs w:val="18"/>
+          <w:lang w:eastAsia="zh-CN"/>
+        </w:rPr>
+        <w:t xml:space="preserve">     </w:t>
+      </w:r>
+      <w:r>
+        <w:rPr>
+          <w:rFonts w:hint="eastAsia"/>
+          <w:sz w:val="18"/>
+          <w:szCs w:val="18"/>
+          <w:lang w:eastAsia="zh-CN"/>
+        </w:rPr>
+        <w:t>2024</w:t>
+      </w:r>
+      <w:r>
+        <w:rPr>
+          <w:rFonts w:hint="eastAsia"/>
+          <w:sz w:val="18"/>
+          <w:szCs w:val="18"/>
+          <w:lang w:eastAsia="zh-CN"/>
+        </w:rPr>
+        <w:t xml:space="preserve">.02 </w:t>
       </w:r>
       <w:r>
         <w:rPr>
@@ -1639,36 +1775,7 @@
           <w:szCs w:val="18"/>
           <w:lang w:eastAsia="zh-CN"/>
         </w:rPr>
-        <w:t>项</w:t>
-      </w:r>
-      <w:r>
-        <w:rPr>
-          <w:rFonts w:hint="eastAsia"/>
-          <w:sz w:val="18"/>
-          <w:szCs w:val="18"/>
-          <w:lang w:eastAsia="zh-CN"/>
-        </w:rPr>
-        <w:t>、</w:t>
-      </w:r>
-      <w:proofErr w:type="gramStart"/>
-      <w:r>
-        <w:rPr>
-          <w:rFonts w:hint="eastAsia"/>
-          <w:sz w:val="18"/>
-          <w:szCs w:val="18"/>
-          <w:lang w:eastAsia="zh-CN"/>
-        </w:rPr>
-        <w:t>软著</w:t>
-      </w:r>
-      <w:proofErr w:type="gramEnd"/>
-      <w:r>
-        <w:rPr>
-          <w:rFonts w:hint="eastAsia"/>
-          <w:sz w:val="18"/>
-          <w:szCs w:val="18"/>
-          <w:lang w:eastAsia="zh-CN"/>
-        </w:rPr>
-        <w:t xml:space="preserve"> 1</w:t>
+        <w:t xml:space="preserve">– </w:t>
       </w:r>
       <w:r>
         <w:rPr>
@@ -1686,11 +1793,28 @@
           <w:szCs w:val="18"/>
           <w:lang w:eastAsia="zh-CN"/>
         </w:rPr>
-        <w:t>项。</w:t>
-      </w:r>
-    </w:p>
-    <w:p>
-      <w:pPr>
+        <w:t>2025</w:t>
+      </w:r>
+      <w:r>
+        <w:rPr>
+          <w:rFonts w:hint="eastAsia"/>
+          <w:sz w:val="18"/>
+          <w:szCs w:val="18"/>
+          <w:lang w:eastAsia="zh-CN"/>
+        </w:rPr>
+        <w:t>.07</w:t>
+      </w:r>
+    </w:p>
+    <w:p>
+      <w:pPr>
+        <w:rPr>
+          <w:rFonts w:hint="eastAsia"/>
+          <w:sz w:val="18"/>
+          <w:szCs w:val="18"/>
+          <w:lang w:eastAsia="zh-CN"/>
+        </w:rPr>
+      </w:pPr>
+      <w:r>
         <w:rPr>
           <w:rFonts w:hint="eastAsia"/>
           <w:b/>
@@ -1699,23 +1823,25 @@
           <w:szCs w:val="18"/>
           <w:lang w:eastAsia="zh-CN"/>
         </w:rPr>
-      </w:pPr>
-      <w:r>
-        <w:rPr>
-          <w:rFonts w:hint="eastAsia"/>
-          <w:sz w:val="18"/>
-          <w:szCs w:val="18"/>
-        </w:rPr>
-        <w:t xml:space="preserve">Physical Degradation Model-Guided Interferometric Hyperspectral Reconstruction with Unfolding </w:t>
-      </w:r>
-      <w:proofErr w:type="spellStart"/>
-      <w:r>
-        <w:rPr>
-          <w:rFonts w:hint="eastAsia"/>
-          <w:sz w:val="18"/>
-          <w:szCs w:val="18"/>
-        </w:rPr>
-        <w:t>Transformer</w:t>
+        <w:t>研究内容：</w:t>
+      </w:r>
+      <w:r>
+        <w:rPr>
+          <w:rFonts w:hint="eastAsia"/>
+          <w:sz w:val="18"/>
+          <w:szCs w:val="18"/>
+          <w:lang w:eastAsia="zh-CN"/>
+        </w:rPr>
+        <w:t>提出基于物理退化模型引导的深度展开网络，用于干涉高光谱成像复原。将成像物理机理作为先验知识引导网络展开</w:t>
+      </w:r>
+      <w:r>
+        <w:rPr>
+          <w:rFonts w:hint="eastAsia"/>
+          <w:sz w:val="18"/>
+          <w:szCs w:val="18"/>
+          <w:lang w:eastAsia="zh-CN"/>
+        </w:rPr>
+        <w:t>。是将AI-transformer 和成像物理规律相结合的技术引入空天干涉成像领域的</w:t>
       </w:r>
       <w:r>
         <w:rPr>
@@ -1724,10 +1850,38 @@
           <w:bCs/>
           <w:sz w:val="18"/>
           <w:szCs w:val="18"/>
-        </w:rPr>
-        <w:t>（ICCV</w:t>
-      </w:r>
-      <w:proofErr w:type="spellEnd"/>
+          <w:lang w:eastAsia="zh-CN"/>
+        </w:rPr>
+        <w:t>首创性</w:t>
+      </w:r>
+      <w:r>
+        <w:rPr>
+          <w:rFonts w:hint="eastAsia"/>
+          <w:sz w:val="18"/>
+          <w:szCs w:val="18"/>
+          <w:lang w:eastAsia="zh-CN"/>
+        </w:rPr>
+        <w:t>工作。</w:t>
+      </w:r>
+      <w:r>
+        <w:rPr>
+          <w:rFonts w:hint="eastAsia"/>
+          <w:sz w:val="18"/>
+          <w:szCs w:val="18"/>
+          <w:lang w:eastAsia="zh-CN"/>
+        </w:rPr>
+        <w:t>在重建质量上达到领先水平。</w:t>
+      </w:r>
+    </w:p>
+    <w:p>
+      <w:pPr>
+        <w:rPr>
+          <w:rFonts w:hint="eastAsia"/>
+          <w:sz w:val="18"/>
+          <w:szCs w:val="18"/>
+          <w:lang w:eastAsia="zh-CN"/>
+        </w:rPr>
+      </w:pPr>
       <w:r>
         <w:rPr>
           <w:rFonts w:hint="eastAsia"/>
@@ -1735,10 +1889,359 @@
           <w:bCs/>
           <w:sz w:val="18"/>
           <w:szCs w:val="18"/>
-        </w:rPr>
-        <w:t xml:space="preserve"> 2025 Poster:  CCF-A</w:t>
-      </w:r>
-      <w:r>
+          <w:lang w:eastAsia="zh-CN"/>
+        </w:rPr>
+        <w:t>成果</w:t>
+      </w:r>
+      <w:r>
+        <w:rPr>
+          <w:rFonts w:hint="eastAsia"/>
+          <w:sz w:val="18"/>
+          <w:szCs w:val="18"/>
+          <w:lang w:eastAsia="zh-CN"/>
+        </w:rPr>
+        <w:t>：</w:t>
+      </w:r>
+      <w:r>
+        <w:rPr>
+          <w:rFonts w:hint="eastAsia"/>
+          <w:sz w:val="18"/>
+          <w:szCs w:val="18"/>
+          <w:lang w:eastAsia="zh-CN"/>
+        </w:rPr>
+        <w:t>发表论文两篇，其中</w:t>
+      </w:r>
+      <w:r>
+        <w:rPr>
+          <w:rFonts w:hint="eastAsia"/>
+          <w:sz w:val="18"/>
+          <w:szCs w:val="18"/>
+          <w:lang w:eastAsia="zh-CN"/>
+        </w:rPr>
+        <w:t>一作论文发表于 ICCV 2025（Poster）</w:t>
+      </w:r>
+      <w:r>
+        <w:rPr>
+          <w:rFonts w:hint="eastAsia"/>
+          <w:sz w:val="18"/>
+          <w:szCs w:val="18"/>
+          <w:lang w:eastAsia="zh-CN"/>
+        </w:rPr>
+        <w:t>，</w:t>
+      </w:r>
+      <w:r>
+        <w:rPr>
+          <w:rFonts w:hint="eastAsia"/>
+          <w:sz w:val="18"/>
+          <w:szCs w:val="18"/>
+          <w:lang w:eastAsia="zh-CN"/>
+        </w:rPr>
+        <w:t xml:space="preserve">专利 </w:t>
+      </w:r>
+      <w:r>
+        <w:rPr>
+          <w:rFonts w:hint="eastAsia"/>
+          <w:sz w:val="18"/>
+          <w:szCs w:val="18"/>
+          <w:lang w:eastAsia="zh-CN"/>
+        </w:rPr>
+        <w:t>（导师一作）</w:t>
+      </w:r>
+      <w:r>
+        <w:rPr>
+          <w:rFonts w:hint="eastAsia"/>
+          <w:sz w:val="18"/>
+          <w:szCs w:val="18"/>
+          <w:lang w:eastAsia="zh-CN"/>
+        </w:rPr>
+        <w:t>1</w:t>
+      </w:r>
+      <w:r>
+        <w:rPr>
+          <w:rFonts w:hint="eastAsia"/>
+          <w:sz w:val="18"/>
+          <w:szCs w:val="18"/>
+          <w:lang w:eastAsia="zh-CN"/>
+        </w:rPr>
+        <w:t xml:space="preserve"> </w:t>
+      </w:r>
+      <w:r>
+        <w:rPr>
+          <w:rFonts w:hint="eastAsia"/>
+          <w:sz w:val="18"/>
+          <w:szCs w:val="18"/>
+          <w:lang w:eastAsia="zh-CN"/>
+        </w:rPr>
+        <w:t>项</w:t>
+      </w:r>
+      <w:r>
+        <w:rPr>
+          <w:rFonts w:hint="eastAsia"/>
+          <w:sz w:val="18"/>
+          <w:szCs w:val="18"/>
+          <w:lang w:eastAsia="zh-CN"/>
+        </w:rPr>
+        <w:t>、</w:t>
+      </w:r>
+      <w:r>
+        <w:rPr>
+          <w:rFonts w:hint="eastAsia"/>
+          <w:sz w:val="18"/>
+          <w:szCs w:val="18"/>
+          <w:lang w:eastAsia="zh-CN"/>
+        </w:rPr>
+        <w:t>软件著作权（一作）</w:t>
+      </w:r>
+      <w:r>
+        <w:rPr>
+          <w:rFonts w:hint="eastAsia"/>
+          <w:sz w:val="18"/>
+          <w:szCs w:val="18"/>
+          <w:lang w:eastAsia="zh-CN"/>
+        </w:rPr>
+        <w:t xml:space="preserve"> 1</w:t>
+      </w:r>
+      <w:r>
+        <w:rPr>
+          <w:rFonts w:hint="eastAsia"/>
+          <w:sz w:val="18"/>
+          <w:szCs w:val="18"/>
+          <w:lang w:eastAsia="zh-CN"/>
+        </w:rPr>
+        <w:t xml:space="preserve"> </w:t>
+      </w:r>
+      <w:r>
+        <w:rPr>
+          <w:rFonts w:hint="eastAsia"/>
+          <w:sz w:val="18"/>
+          <w:szCs w:val="18"/>
+          <w:lang w:eastAsia="zh-CN"/>
+        </w:rPr>
+        <w:t>项。</w:t>
+      </w:r>
+    </w:p>
+    <w:p>
+      <w:pPr>
+        <w:rPr>
+          <w:rFonts w:hint="eastAsia"/>
+          <w:sz w:val="18"/>
+          <w:szCs w:val="18"/>
+          <w:lang w:eastAsia="zh-CN"/>
+        </w:rPr>
+      </w:pPr>
+      <w:r>
+        <w:rPr>
+          <w:rFonts w:hint="eastAsia"/>
+          <w:sz w:val="18"/>
+          <w:szCs w:val="18"/>
+          <w:lang w:eastAsia="zh-CN"/>
+        </w:rPr>
+        <w:t>发明专利：一种基于退化仿真的干涉光谱成像复原方法及系统. 付莹, 李元盛, 李和松, 刘乾坤, 邵瑞文.</w:t>
+      </w:r>
+    </w:p>
+    <w:p>
+      <w:pPr>
+        <w:rPr>
+          <w:rFonts w:hint="eastAsia"/>
+          <w:sz w:val="18"/>
+          <w:szCs w:val="18"/>
+          <w:lang w:eastAsia="zh-CN"/>
+        </w:rPr>
+      </w:pPr>
+      <w:r>
+        <w:rPr>
+          <w:rFonts w:hint="eastAsia"/>
+          <w:sz w:val="18"/>
+          <w:szCs w:val="18"/>
+          <w:lang w:eastAsia="zh-CN"/>
+        </w:rPr>
+        <w:t>软件著作权：IHRUT：基于成像机理引导的深度展开干涉成像复原系统. 李元盛.</w:t>
+      </w:r>
+    </w:p>
+    <w:p>
+      <w:pPr>
+        <w:pStyle w:val="1"/>
+        <w:spacing w:before="60"/>
+        <w:ind w:left="0"/>
+        <w:rPr>
+          <w:rFonts w:hint="eastAsia"/>
+          <w:color w:val="141E8C"/>
+          <w:sz w:val="28"/>
+          <w:szCs w:val="28"/>
+          <w:lang w:eastAsia="zh-CN"/>
+        </w:rPr>
+      </w:pPr>
+      <w:r>
+        <w:rPr>
+          <w:rFonts w:hint="eastAsia"/>
+          <w:color w:val="141E8C"/>
+          <w:sz w:val="28"/>
+          <w:szCs w:val="28"/>
+          <w:lang w:eastAsia="zh-CN"/>
+        </w:rPr>
+        <w:t>论文</w:t>
+      </w:r>
+      <w:r>
+        <w:rPr>
+          <w:rFonts w:hint="eastAsia"/>
+          <w:color w:val="141E8C"/>
+          <w:sz w:val="28"/>
+          <w:szCs w:val="28"/>
+          <w:lang w:eastAsia="zh-CN"/>
+        </w:rPr>
+        <w:t>成果</w:t>
+      </w:r>
+    </w:p>
+    <w:p>
+      <w:pPr>
+        <w:pStyle w:val="a3"/>
+        <w:spacing w:line="20" w:lineRule="exact"/>
+        <w:ind w:left="0"/>
+        <w:rPr>
+          <w:rFonts w:hint="eastAsia"/>
+          <w:sz w:val="2"/>
+          <w:lang w:eastAsia="zh-CN"/>
+        </w:rPr>
+      </w:pPr>
+      <w:r>
+        <w:rPr>
+          <w:noProof/>
+          <w:sz w:val="2"/>
+        </w:rPr>
+        <mc:AlternateContent>
+          <mc:Choice Requires="wpg">
+            <w:drawing>
+              <wp:inline distT="0" distB="0" distL="114300" distR="114300" wp14:anchorId="75AA3491" wp14:editId="1DAF84E1">
+                <wp:extent cx="7239000" cy="9525"/>
+                <wp:effectExtent l="0" t="0" r="0" b="0"/>
+                <wp:docPr id="1" name="组合 26"/>
+                <wp:cNvGraphicFramePr/>
+                <a:graphic xmlns:a="http://schemas.openxmlformats.org/drawingml/2006/main">
+                  <a:graphicData uri="http://schemas.microsoft.com/office/word/2010/wordprocessingGroup">
+                    <wpg:wgp>
+                      <wpg:cNvGrpSpPr/>
+                      <wpg:grpSpPr>
+                        <a:xfrm>
+                          <a:off x="0" y="0"/>
+                          <a:ext cx="7239000" cy="9525"/>
+                          <a:chOff x="0" y="0"/>
+                          <a:chExt cx="11400" cy="15"/>
+                        </a:xfrm>
+                      </wpg:grpSpPr>
+                      <wps:wsp>
+                        <wps:cNvPr id="4" name="直线 27"/>
+                        <wps:cNvCnPr/>
+                        <wps:spPr>
+                          <a:xfrm>
+                            <a:off x="0" y="8"/>
+                            <a:ext cx="11400" cy="0"/>
+                          </a:xfrm>
+                          <a:prstGeom prst="line">
+                            <a:avLst/>
+                          </a:prstGeom>
+                          <a:ln w="9525" cap="flat" cmpd="sng">
+                            <a:solidFill>
+                              <a:srgbClr val="141E8C"/>
+                            </a:solidFill>
+                            <a:prstDash val="solid"/>
+                            <a:headEnd type="none" w="med" len="med"/>
+                            <a:tailEnd type="none" w="med" len="med"/>
+                          </a:ln>
+                        </wps:spPr>
+                        <wps:bodyPr/>
+                      </wps:wsp>
+                    </wpg:wgp>
+                  </a:graphicData>
+                </a:graphic>
+              </wp:inline>
+            </w:drawing>
+          </mc:Choice>
+          <mc:Fallback>
+            <w:pict>
+              <v:group w14:anchorId="33E52541" id="组合 26" o:spid="_x0000_s1026" style="width:570pt;height:.75pt;mso-position-horizontal-relative:char;mso-position-vertical-relative:line" coordsize="11400,15" o:gfxdata="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">
+                <v:line id="直线 27" o:spid="_x0000_s1027" style="position:absolute;visibility:visible;mso-wrap-style:square" from="0,8" to="11400,8" o:connectortype="straight" o:gfxdata="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" strokecolor="#141e8c"/>
+                <w10:anchorlock/>
+              </v:group>
+            </w:pict>
+          </mc:Fallback>
+        </mc:AlternateContent>
+      </w:r>
+    </w:p>
+    <w:p>
+      <w:pPr>
+        <w:pStyle w:val="aa"/>
+        <w:numPr>
+          <w:ilvl w:val="0"/>
+          <w:numId w:val="3"/>
+        </w:numPr>
+        <w:rPr>
+          <w:rFonts w:hint="eastAsia"/>
+          <w:sz w:val="18"/>
+          <w:szCs w:val="18"/>
+          <w:lang w:eastAsia="zh-CN"/>
+        </w:rPr>
+      </w:pPr>
+      <w:r>
+        <w:rPr>
+          <w:rFonts w:hint="eastAsia"/>
+          <w:sz w:val="18"/>
+          <w:szCs w:val="18"/>
+          <w:lang w:eastAsia="zh-CN"/>
+        </w:rPr>
+        <w:t>（</w:t>
+      </w:r>
+      <w:r>
+        <w:rPr>
+          <w:rFonts w:hint="eastAsia"/>
+          <w:sz w:val="18"/>
+          <w:szCs w:val="18"/>
+          <w:lang w:eastAsia="zh-CN"/>
+        </w:rPr>
+        <w:t xml:space="preserve">ICLR 2027 </w:t>
+      </w:r>
+      <w:r>
+        <w:rPr>
+          <w:rFonts w:hint="eastAsia"/>
+          <w:sz w:val="18"/>
+          <w:szCs w:val="18"/>
+          <w:lang w:eastAsia="zh-CN"/>
+        </w:rPr>
+        <w:t>准备中）</w:t>
+      </w:r>
+      <w:r>
+        <w:rPr>
+          <w:rFonts w:hint="eastAsia"/>
+          <w:sz w:val="18"/>
+          <w:szCs w:val="18"/>
+          <w:lang w:eastAsia="zh-CN"/>
+        </w:rPr>
+        <w:t xml:space="preserve">Yuansheng Li, Haoran Yu. </w:t>
+      </w:r>
+      <w:r>
+        <w:rPr>
+          <w:sz w:val="18"/>
+          <w:szCs w:val="18"/>
+          <w:lang w:eastAsia="zh-CN"/>
+        </w:rPr>
+        <w:t>SkillMCTS: Compiling Language Priors into Self-Evolving Code Skills for Gradient-Free Decision Making</w:t>
+      </w:r>
+      <w:r>
+        <w:rPr>
+          <w:rFonts w:hint="eastAsia"/>
+          <w:sz w:val="18"/>
+          <w:szCs w:val="18"/>
+          <w:lang w:eastAsia="zh-CN"/>
+        </w:rPr>
+        <w:t>.</w:t>
+      </w:r>
+    </w:p>
+    <w:p>
+      <w:pPr>
+        <w:pStyle w:val="aa"/>
+        <w:numPr>
+          <w:ilvl w:val="0"/>
+          <w:numId w:val="3"/>
+        </w:numPr>
         <w:rPr>
           <w:rFonts w:hint="eastAsia"/>
           <w:b/>
@@ -1747,9 +2250,7 @@
           <w:szCs w:val="18"/>
           <w:lang w:eastAsia="zh-CN"/>
         </w:rPr>
-        <w:t>，</w:t>
-      </w:r>
-      <w:proofErr w:type="gramStart"/>
+      </w:pPr>
       <w:r>
         <w:rPr>
           <w:rFonts w:hint="eastAsia"/>
@@ -1759,9 +2260,25 @@
           <w:szCs w:val="18"/>
           <w:lang w:eastAsia="zh-CN"/>
         </w:rPr>
-        <w:t>一</w:t>
-      </w:r>
-      <w:proofErr w:type="gramEnd"/>
+        <w:t>Yuansheng Li</w:t>
+      </w:r>
+      <w:r>
+        <w:rPr>
+          <w:rFonts w:hint="eastAsia"/>
+          <w:sz w:val="18"/>
+          <w:szCs w:val="18"/>
+          <w:lang w:eastAsia="zh-CN"/>
+        </w:rPr>
+        <w:t xml:space="preserve">, Yunhao Zou, Linwei Chen, Ying Fu. </w:t>
+      </w:r>
+      <w:r>
+        <w:rPr>
+          <w:rFonts w:hint="eastAsia"/>
+          <w:sz w:val="18"/>
+          <w:szCs w:val="18"/>
+        </w:rPr>
+        <w:t>Physical Degradation Model-Guided Interferometric Hyperspectral Reconstruction with Unfolding Transformer</w:t>
+      </w:r>
       <w:r>
         <w:rPr>
           <w:rFonts w:hint="eastAsia"/>
@@ -1769,9 +2286,8 @@
           <w:bCs/>
           <w:sz w:val="18"/>
           <w:szCs w:val="18"/>
-          <w:lang w:eastAsia="zh-CN"/>
-        </w:rPr>
-        <w:t>作</w:t>
+        </w:rPr>
+        <w:t>（ICCV 2025 Poster:  CCF-A</w:t>
       </w:r>
       <w:r>
         <w:rPr>
@@ -1780,166 +2296,61 @@
           <w:bCs/>
           <w:sz w:val="18"/>
           <w:szCs w:val="18"/>
+          <w:lang w:eastAsia="zh-CN"/>
+        </w:rPr>
+        <w:t>，一作</w:t>
+      </w:r>
+      <w:r>
+        <w:rPr>
+          <w:rFonts w:hint="eastAsia"/>
+          <w:b/>
+          <w:bCs/>
+          <w:sz w:val="18"/>
+          <w:szCs w:val="18"/>
         </w:rPr>
         <w:t>）</w:t>
       </w:r>
     </w:p>
     <w:p>
       <w:pPr>
-        <w:rPr>
-          <w:rFonts w:hint="eastAsia"/>
-          <w:sz w:val="18"/>
-          <w:szCs w:val="18"/>
-          <w:lang w:eastAsia="zh-CN"/>
-        </w:rPr>
-      </w:pPr>
-      <w:r>
-        <w:rPr>
-          <w:rFonts w:hint="eastAsia"/>
-          <w:sz w:val="18"/>
-          <w:szCs w:val="18"/>
-          <w:lang w:eastAsia="zh-CN"/>
-        </w:rPr>
-        <w:t>Journal of Beijing Institute of Technology (EI):  Hyperspectral Image Reconstruction for Interferometric Spectral Imaging System with Degradation Synthesis.</w:t>
-      </w:r>
-    </w:p>
-    <w:p>
-      <w:pPr>
-        <w:rPr>
-          <w:rFonts w:hint="eastAsia"/>
-          <w:sz w:val="18"/>
-          <w:szCs w:val="18"/>
-        </w:rPr>
-      </w:pPr>
-      <w:proofErr w:type="spellStart"/>
-      <w:r>
-        <w:rPr>
-          <w:rFonts w:hint="eastAsia"/>
-          <w:sz w:val="18"/>
-          <w:szCs w:val="18"/>
-        </w:rPr>
-        <w:t>Yuansheng</w:t>
-      </w:r>
-      <w:proofErr w:type="spellEnd"/>
-      <w:r>
-        <w:rPr>
-          <w:rFonts w:hint="eastAsia"/>
-          <w:sz w:val="18"/>
-          <w:szCs w:val="18"/>
-        </w:rPr>
-        <w:t xml:space="preserve"> Li, </w:t>
-      </w:r>
-      <w:proofErr w:type="spellStart"/>
-      <w:r>
-        <w:rPr>
-          <w:rFonts w:hint="eastAsia"/>
-          <w:sz w:val="18"/>
-          <w:szCs w:val="18"/>
-        </w:rPr>
-        <w:t>Xiangpeng</w:t>
-      </w:r>
-      <w:proofErr w:type="spellEnd"/>
-      <w:r>
-        <w:rPr>
-          <w:rFonts w:hint="eastAsia"/>
-          <w:sz w:val="18"/>
-          <w:szCs w:val="18"/>
-        </w:rPr>
-        <w:t xml:space="preserve"> Feng, </w:t>
-      </w:r>
-      <w:proofErr w:type="spellStart"/>
-      <w:r>
-        <w:rPr>
-          <w:rFonts w:hint="eastAsia"/>
-          <w:sz w:val="18"/>
-          <w:szCs w:val="18"/>
-        </w:rPr>
-        <w:t>Siyuan</w:t>
-      </w:r>
-      <w:proofErr w:type="spellEnd"/>
-      <w:r>
-        <w:rPr>
-          <w:rFonts w:hint="eastAsia"/>
-          <w:sz w:val="18"/>
-          <w:szCs w:val="18"/>
-        </w:rPr>
-        <w:t xml:space="preserve"> Li, </w:t>
-      </w:r>
-      <w:proofErr w:type="spellStart"/>
-      <w:r>
-        <w:rPr>
-          <w:rFonts w:hint="eastAsia"/>
-          <w:sz w:val="18"/>
-          <w:szCs w:val="18"/>
-        </w:rPr>
-        <w:t>Geng</w:t>
-      </w:r>
-      <w:proofErr w:type="spellEnd"/>
-      <w:r>
-        <w:rPr>
-          <w:rFonts w:hint="eastAsia"/>
-          <w:sz w:val="18"/>
-          <w:szCs w:val="18"/>
-        </w:rPr>
-        <w:t xml:space="preserve"> Zhang, Ying Fu</w:t>
-      </w:r>
-    </w:p>
-    <w:p>
-      <w:pPr>
-        <w:rPr>
-          <w:rFonts w:hint="eastAsia"/>
-          <w:sz w:val="18"/>
-          <w:szCs w:val="18"/>
-          <w:lang w:eastAsia="zh-CN"/>
-        </w:rPr>
-      </w:pPr>
-      <w:r>
-        <w:rPr>
-          <w:rFonts w:hint="eastAsia"/>
-          <w:sz w:val="18"/>
-          <w:szCs w:val="18"/>
-          <w:lang w:eastAsia="zh-CN"/>
-        </w:rPr>
-        <w:t xml:space="preserve">发明专利：一种基于退化仿真的干涉光谱成像复原方法及系统. </w:t>
-      </w:r>
-      <w:proofErr w:type="gramStart"/>
-      <w:r>
-        <w:rPr>
-          <w:rFonts w:hint="eastAsia"/>
-          <w:sz w:val="18"/>
-          <w:szCs w:val="18"/>
-          <w:lang w:eastAsia="zh-CN"/>
-        </w:rPr>
-        <w:t>付莹</w:t>
-      </w:r>
-      <w:proofErr w:type="gramEnd"/>
-      <w:r>
-        <w:rPr>
-          <w:rFonts w:hint="eastAsia"/>
-          <w:sz w:val="18"/>
-          <w:szCs w:val="18"/>
-          <w:lang w:eastAsia="zh-CN"/>
-        </w:rPr>
-        <w:t>, 李元盛, 李和松, 刘乾坤, 邵瑞文.</w:t>
-      </w:r>
-    </w:p>
-    <w:p>
-      <w:pPr>
-        <w:rPr>
-          <w:rFonts w:hint="eastAsia"/>
-          <w:sz w:val="18"/>
-          <w:szCs w:val="18"/>
-          <w:lang w:eastAsia="zh-CN"/>
-        </w:rPr>
-      </w:pPr>
-      <w:r>
-        <w:rPr>
-          <w:rFonts w:hint="eastAsia"/>
-          <w:sz w:val="18"/>
-          <w:szCs w:val="18"/>
-          <w:lang w:eastAsia="zh-CN"/>
-        </w:rPr>
-        <w:t>软件著作权：IHRUT：基于成像机理引导的深度展开干涉成像复原系统. 李元盛.</w:t>
+        <w:pStyle w:val="aa"/>
+        <w:numPr>
+          <w:ilvl w:val="0"/>
+          <w:numId w:val="3"/>
+        </w:numPr>
+        <w:rPr>
+          <w:rFonts w:hint="eastAsia"/>
+          <w:sz w:val="18"/>
+          <w:szCs w:val="18"/>
+          <w:lang w:eastAsia="zh-CN"/>
+        </w:rPr>
+      </w:pPr>
+      <w:r>
+        <w:rPr>
+          <w:rFonts w:hint="eastAsia"/>
+          <w:b/>
+          <w:bCs/>
+          <w:sz w:val="18"/>
+          <w:szCs w:val="18"/>
+        </w:rPr>
+        <w:t>Yuansheng Li,</w:t>
+      </w:r>
+      <w:r>
+        <w:rPr>
+          <w:rFonts w:hint="eastAsia"/>
+          <w:sz w:val="18"/>
+          <w:szCs w:val="18"/>
+        </w:rPr>
+        <w:t xml:space="preserve"> Xiangpeng Feng, Siyuan Li, Geng Zhang, Ying Fu</w:t>
+      </w:r>
+      <w:r>
+        <w:rPr>
+          <w:rFonts w:hint="eastAsia"/>
+          <w:sz w:val="18"/>
+          <w:szCs w:val="18"/>
+          <w:lang w:eastAsia="zh-CN"/>
+        </w:rPr>
+        <w:t xml:space="preserve">. Journal of Beijing Institute of Technology (EI):  Hyperspectral Image Reconstruction for Interferometric Spectral Imaging System with Degradation Synthesis. </w:t>
       </w:r>
     </w:p>
     <w:p>
@@ -2032,7 +2443,7 @@
           </mc:Choice>
           <mc:Fallback>
             <w:pict>
-              <v:group w14:anchorId="2683E94A" id="组合 26" o:spid="_x0000_s1026" style="width:570pt;height:.75pt;mso-position-horizontal-relative:char;mso-position-vertical-relative:line" coordsize="11400,15" o:gfxdata="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">
+              <v:group w14:anchorId="0E63B567" id="组合 26" o:spid="_x0000_s1026" style="width:570pt;height:.75pt;mso-position-horizontal-relative:char;mso-position-vertical-relative:line" coordsize="11400,15" o:gfxdata="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">
                 <v:line id="直线 27" o:spid="_x0000_s1027" style="position:absolute;visibility:visible;mso-wrap-style:square" from="0,8" to="11400,8" o:connectortype="straight" o:gfxdata="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" strokecolor="#141e8c"/>
                 <w10:anchorlock/>
               </v:group>
@@ -2085,27 +2496,25 @@
           <w:szCs w:val="18"/>
           <w:lang w:eastAsia="zh-CN"/>
         </w:rPr>
-        <w:t>比亚</w:t>
-      </w:r>
-      <w:proofErr w:type="gramStart"/>
-      <w:r>
-        <w:rPr>
-          <w:rFonts w:hint="eastAsia"/>
-          <w:sz w:val="18"/>
-          <w:szCs w:val="18"/>
-          <w:lang w:eastAsia="zh-CN"/>
-        </w:rPr>
-        <w:t>迪</w:t>
-      </w:r>
-      <w:proofErr w:type="gramEnd"/>
-      <w:r>
-        <w:rPr>
-          <w:rFonts w:hint="eastAsia"/>
-          <w:sz w:val="18"/>
-          <w:szCs w:val="18"/>
-          <w:lang w:eastAsia="zh-CN"/>
-        </w:rPr>
-        <w:t>奖学金（2024–2025学年）</w:t>
+        <w:t>比亚迪奖学金（</w:t>
+      </w:r>
+      <w:r>
+        <w:rPr>
+          <w:rFonts w:hint="eastAsia"/>
+          <w:sz w:val="18"/>
+          <w:szCs w:val="18"/>
+          <w:lang w:eastAsia="zh-CN"/>
+        </w:rPr>
+        <w:t>硕士/20000元，</w:t>
+      </w:r>
+      <w:r>
+        <w:rPr>
+          <w:rFonts w:hint="eastAsia"/>
+          <w:sz w:val="18"/>
+          <w:szCs w:val="18"/>
+          <w:lang w:eastAsia="zh-CN"/>
+        </w:rPr>
+        <w:t>2024–2025学年）</w:t>
       </w:r>
     </w:p>
     <w:p>
@@ -2324,7 +2733,7 @@
           </mc:Choice>
           <mc:Fallback>
             <w:pict>
-              <v:group w14:anchorId="03ED76C4" id="组合 26" o:spid="_x0000_s1026" style="width:570pt;height:.75pt;mso-position-horizontal-relative:char;mso-position-vertical-relative:line" coordsize="11400,15" o:gfxdata="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">
+              <v:group w14:anchorId="6563E67D" id="组合 26" o:spid="_x0000_s1026" style="width:570pt;height:.75pt;mso-position-horizontal-relative:char;mso-position-vertical-relative:line" coordsize="11400,15" o:gfxdata="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">
                 <v:line id="直线 27" o:spid="_x0000_s1027" style="position:absolute;visibility:visible;mso-wrap-style:square" from="0,8" to="11400,8" o:connectortype="straight" o:gfxdata="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" strokecolor="#141e8c"/>
                 <w10:anchorlock/>
               </v:group>
@@ -2404,7 +2813,25 @@
           <w:szCs w:val="18"/>
           <w:lang w:eastAsia="zh-CN"/>
         </w:rPr>
-        <w:t>（国家级，第一负责人），2023</w:t>
+        <w:t>（国家级，第一负责人</w:t>
+      </w:r>
+      <w:r>
+        <w:rPr>
+          <w:rFonts w:hint="eastAsia"/>
+          <w:sz w:val="18"/>
+          <w:szCs w:val="18"/>
+          <w:lang w:eastAsia="zh-CN"/>
+        </w:rPr>
+        <w:t>，2023</w:t>
+      </w:r>
+      <w:r>
+        <w:rPr>
+          <w:rFonts w:hint="eastAsia"/>
+          <w:sz w:val="18"/>
+          <w:szCs w:val="18"/>
+          <w:lang w:eastAsia="zh-CN"/>
+        </w:rPr>
+        <w:t>）</w:t>
       </w:r>
     </w:p>
     <w:p>
@@ -2442,27 +2869,7 @@
           <w:szCs w:val="18"/>
           <w:lang w:eastAsia="zh-CN"/>
         </w:rPr>
-        <w:t>首届自动驾驶</w:t>
-      </w:r>
-      <w:proofErr w:type="gramStart"/>
-      <w:r>
-        <w:rPr>
-          <w:rFonts w:hint="eastAsia"/>
-          <w:sz w:val="18"/>
-          <w:szCs w:val="18"/>
-          <w:lang w:eastAsia="zh-CN"/>
-        </w:rPr>
-        <w:t>汽车联赛</w:t>
-      </w:r>
-      <w:proofErr w:type="gramEnd"/>
-      <w:r>
-        <w:rPr>
-          <w:rFonts w:hint="eastAsia"/>
-          <w:sz w:val="18"/>
-          <w:szCs w:val="18"/>
-          <w:lang w:eastAsia="zh-CN"/>
-        </w:rPr>
-        <w:t xml:space="preserve"> A2RL（团队，北京理工大学飞鹰队，2024）</w:t>
+        <w:t>首届自动驾驶汽车联赛 A2RL（团队，北京理工大学飞鹰队，2024）</w:t>
       </w:r>
     </w:p>
     <w:p>
@@ -2707,11 +3114,10 @@
   <w:abstractNum w:abstractNumId="1" w15:restartNumberingAfterBreak="0">
     <w:nsid w:val="49297846"/>
     <w:multiLevelType w:val="hybridMultilevel"/>
-    <w:tmpl w:val="CF1ABE50"/>
+    <w:tmpl w:val="A0B0133C"/>
     <w:lvl w:ilvl="0" w:tplc="80A83CBE">
       <w:start w:val="1"/>
       <w:numFmt w:val="bullet"/>
-      <w:suff w:val="space"/>
       <w:lvlText w:val=""/>
       <w:lvlJc w:val="left"/>
       <w:pPr>
@@ -3448,7 +3854,7 @@
   <w:style w:type="paragraph" w:default="1" w:styleId="a">
     <w:name w:val="Normal"/>
     <w:qFormat/>
-    <w:rsid w:val="00C61010"/>
+    <w:rsid w:val="002362E9"/>
     <w:pPr>
       <w:widowControl w:val="0"/>
       <w:autoSpaceDE w:val="0"/>
